--- a/docs/a traduire/these/These_AI_For_Americans_First_FR.docx
+++ b/docs/a traduire/these/These_AI_For_Americans_First_FR.docx
@@ -131,7 +131,7 @@
                 <w:color w:val="1A2744"/>
                 <w:sz w:val="22"/>
               </w:rPr>
-              <w:t>76,9 pct compute IA operationnel mondial = USA</w:t>
+              <w:t>78,9 pct compute IA operationnel mondial = USA</w:t>
             </w:r>
           </w:p>
         </w:tc>
@@ -173,7 +173,7 @@
                 <w:color w:val="1A2744"/>
                 <w:sz w:val="22"/>
               </w:rPr>
-              <w:t>3,46:1 ratio CACI US/EU (Power Mode)</w:t>
+              <w:t>3,64:1 ratio CACI US/EU (Power Mode)</w:t>
             </w:r>
           </w:p>
         </w:tc>
@@ -313,7 +313,7 @@
           <w:color w:val="202020"/>
           <w:sz w:val="22"/>
         </w:rPr>
-        <w:t>Sur le snapshot avril 2026, les Etats-Unis concentrent 76,9 pour cent du compute IA operationnel mondial. Le ratio brut compute installe US/UE(13) atteint 17,6:1, traduit par la formule geometrique CACI Power Mode (F^0,40 x L^0,20 x R^0,15 / E^0,25) en un ratio US/UE de 3,46:1. L'UE est largement souveraine sur son F installe (99,2 pct). La vulnerabilite europeenne se situe sur la couche operationnelle des charges cloud (majoritairement hebergees sur AWS/Azure/GCP).</w:t>
+        <w:t>Sur le snapshot avril 2026, les Etats-Unis concentrent 78,9 pour cent du compute IA operationnel mondial. Le ratio brut compute installe US/UE(13) atteint 17,6:1, traduit par la formule geometrique CACI Power Mode (F^0,40 x L^0,20 x R^0,15 / E^0,25) en un ratio US/UE de 3,64:1. L'UE est largement souveraine sur son F installe (78,6 pct). La vulnerabilite europeenne se situe sur la couche operationnelle des charges cloud (majoritairement hebergees sur AWS/Azure/GCP).</w:t>
       </w:r>
     </w:p>
     <w:p>

--- a/docs/a traduire/these/These_AI_For_Americans_First_FR.docx
+++ b/docs/a traduire/these/These_AI_For_Americans_First_FR.docx
@@ -173,7 +173,7 @@
                 <w:color w:val="1A2744"/>
                 <w:sz w:val="22"/>
               </w:rPr>
-              <w:t>3,64:1 ratio CACI US/EU (Power Mode)</w:t>
+              <w:t>3,47:1 ratio CACI US/EU (Power Mode)</w:t>
             </w:r>
           </w:p>
         </w:tc>
@@ -313,7 +313,7 @@
           <w:color w:val="202020"/>
           <w:sz w:val="22"/>
         </w:rPr>
-        <w:t>Sur le snapshot avril 2026, les Etats-Unis concentrent 78,9 pour cent du compute IA operationnel mondial. Le ratio brut compute installe US/UE(13) atteint 17,6:1, traduit par la formule geometrique CACI Power Mode (F^0,40 x L^0,20 x R^0,15 / E^0,25) en un ratio US/UE de 3,64:1. L'UE est largement souveraine sur son F installe (78,6 pct). La vulnerabilite europeenne se situe sur la couche operationnelle des charges cloud (majoritairement hebergees sur AWS/Azure/GCP).</w:t>
+        <w:t>Sur le snapshot avril 2026, les Etats-Unis concentrent 78,9 pour cent du compute IA operationnel mondial. Le ratio brut compute installe US/UE(13) atteint 17,6:1, traduit par la formule geometrique CACI Power Mode (F^0,40 x L^0,20 x R^0,15 / E^0,25) en un ratio US/UE de 3,47:1. L'UE est largement souveraine sur son F installe (78,6 pct). La vulnerabilite europeenne se situe sur la couche operationnelle des charges cloud (majoritairement hebergees sur AWS/Azure/GCP).</w:t>
       </w:r>
     </w:p>
     <w:p>
@@ -1996,7 +1996,7 @@
           <w:color w:val="555555"/>
           <w:sz w:val="18"/>
         </w:rPr>
-        <w:t>[a] Public dashboard: https://mo0ogly.github.io/America-First-IA/dashboard/. Working Paper: https://mo0ogly.github.io/America-First-IA/pdf/Working_Paper_CACI_AI_Competitiveness.pdf. The CACI Power Mode formula F^0.40 x L^0.20 x R^0.15 / E^0.25 reproduces the live calculation; the headline ratio of 3.46:1 between USA and EU (aggregated) is computed on the live dataset as of April 2026.</w:t>
+        <w:t>[a] Public dashboard: https://mo0ogly.github.io/America-First-IA/dashboard/. Working Paper: https://mo0ogly.github.io/America-First-IA/pdf/Working_Paper_CACI_AI_Competitiveness.pdf. The CACI Power Mode formula F^0.40 x L^0.20 x R^0.15 / E^0.25 reproduces the live calculation; the headline ratio of 3.47:1 between USA and EU (aggregated) is computed on the live dataset as of April 2026.</w:t>
       </w:r>
     </w:p>
     <w:p/>
@@ -2664,7 +2664,7 @@
           <w:color w:val="202020"/>
           <w:sz w:val="22"/>
         </w:rPr>
-        <w:t>Interpretation economique. En forme logarithmique, le CACI en Intensity Mode peut s'ecrire ln(CACI) = 0,40 ln(F) + 0,20 ln(L) + 0,15 ln(R) - 0,25 ln(E) - ln(PIB). Cette transformation linearise la relation et permet d'interpreter chaque coefficient comme une elasticite. L'indicateur est concu pour la comparaison bilaterale : le ratio CACI(US)/CACI(UE) mesure l'avantage competitif relatif. Le snapshot d'avril 2026 donne un ratio de 3,46:1 en Power Mode (F_total) - c'est le chiffre principal de cette etude.</w:t>
+        <w:t>Interpretation economique. En forme logarithmique, le CACI en Intensity Mode peut s'ecrire ln(CACI) = 0,40 ln(F) + 0,20 ln(L) + 0,15 ln(R) - 0,25 ln(E) - ln(PIB). Cette transformation linearise la relation et permet d'interpreter chaque coefficient comme une elasticite. L'indicateur est concu pour la comparaison bilaterale : le ratio CACI(US)/CACI(UE) mesure l'avantage competitif relatif. Le snapshot d'avril 2026 donne un ratio de 3,47:1 en Power Mode (F_total) - c'est le chiffre principal de cette etude.</w:t>
       </w:r>
     </w:p>
     <w:p>
@@ -2709,7 +2709,7 @@
           <w:color w:val="202020"/>
           <w:sz w:val="22"/>
         </w:rPr>
-        <w:t>F(r,t) - Capacite de compute IA installee. L'estimation suit une approche bottom-up. La couche principale provient du jeu de donnees Epoch AI GPU Clusters (version avril 2026), fournissant la performance en FLOP/s 16 bits et en equivalents H100 agregee par pays pour 2019-2026. Les parts nationales de compute operationnel sur le snapshot d'avril 2026 sont : USA 76,9 pour cent, Chine 12,8 pour cent, UE (13 economies principales) 4,4 pour cent, Norvege 1,1 pour cent, Japon 1,0 pour cent.[17] Lorsque tous les clusters reportes sont inclus (operationnels plus planifies), la part US passe a environ 50 pour cent, le Golfe (EAU, Arabie saoudite) et la Coree captant une large part de la construction projetee 2027-2030. La couche complementaire provient de l'OCDE (Lehdonvirta et al., 2025), cataloguant les regions cloud avec accelerateurs IA dans 39 economies, capturant la dimension d'accessibilite que le compute physiquement installe ne reflete pas pleinement.</w:t>
+        <w:t>F(r,t) - Capacite de compute IA installee. L'estimation suit une approche bottom-up. La couche principale provient du jeu de donnees Epoch AI GPU Clusters (version avril 2026), fournissant la performance en FLOP/s 16 bits et en equivalents H100 agregee par pays pour 2019-2026. Les parts nationales de compute operationnel sur le snapshot d'avril 2026 sont : USA 78,9 pour cent, Chine 12,8 pour cent, UE (13 economies principales) 4,4 pour cent, Norvege 1,1 pour cent, Japon 1,0 pour cent.[17] Lorsque tous les clusters reportes sont inclus (operationnels plus planifies), la part US passe a environ 50 pour cent, le Golfe (EAU, Arabie saoudite) et la Coree captant une large part de la construction projetee 2027-2030. La couche complementaire provient de l'OCDE (Lehdonvirta et al., 2025), cataloguant les regions cloud avec accelerateurs IA dans 39 economies, capturant la dimension d'accessibilite que le compute physiquement installe ne reflete pas pleinement.</w:t>
       </w:r>
     </w:p>
     <w:p>
@@ -2784,7 +2784,7 @@
           <w:color w:val="202020"/>
           <w:sz w:val="22"/>
         </w:rPr>
-        <w:t>Ce choix de normalisation est methodologiquement fonde sur trois arguments. Premierement, les Etats-Unis constituent un benchmark naturel etant donne leur position dominante sur les quatre facteurs du CACI : 76,9 pour cent du compute IA operationnel mondial (Epoch AI, avril 2026), les couts energetiques industriels effectifs les plus bas parmi les grandes economies OCDE (85 USD/MWh, ajuste PPA, contre 115 en France et 140 en Allemagne - CSV du tableau de bord, avril 2026), le PIB nominal le plus eleve, et un ecosysteme de capital humain IA inegale. Deuxiemement, la normalisation au leader est la convention etablie pour les indices de competitivite relative : le RCA de Balassa (1965), le GCI du WEF (Schwab, 2019) et le Competitive Industrial Performance Index de l'ONUDI procedent tous par ratio au leader sectoriel ou national. Troisiemement, cette normalisation elimine les ambiguites d'interpretation des valeurs absolues et permet les comparaisons temporelles : un CACI France passant de 25 a 35 entre 2024 et 2028 signifie un rattrapage partiel, meme si les valeurs brutes des deux pays ont augmente.</w:t>
+        <w:t>Ce choix de normalisation est methodologiquement fonde sur trois arguments. Premierement, les Etats-Unis constituent un benchmark naturel etant donne leur position dominante sur les quatre facteurs du CACI : 78,9 pour cent du compute IA operationnel mondial (Epoch AI, avril 2026), les couts energetiques industriels effectifs les plus bas parmi les grandes economies OCDE (85 USD/MWh, ajuste PPA, contre 115 en France et 140 en Allemagne - CSV du tableau de bord, avril 2026), le PIB nominal le plus eleve, et un ecosysteme de capital humain IA inegale. Deuxiemement, la normalisation au leader est la convention etablie pour les indices de competitivite relative : le RCA de Balassa (1965), le GCI du WEF (Schwab, 2019) et le Competitive Industrial Performance Index de l'ONUDI procedent tous par ratio au leader sectoriel ou national. Troisiemement, cette normalisation elimine les ambiguites d'interpretation des valeurs absolues et permet les comparaisons temporelles : un CACI France passant de 25 a 35 entre 2024 et 2028 signifie un rattrapage partiel, meme si les valeurs brutes des deux pays ont augmente.</w:t>
       </w:r>
     </w:p>
     <w:p>
@@ -2799,7 +2799,7 @@
           <w:color w:val="202020"/>
           <w:sz w:val="22"/>
         </w:rPr>
-        <w:t>La consequence methodologique la plus importante de cette normalisation est la revelation d'un ecart structurel que les indices traditionnels masquent. L'AI Preparedness Index du FMI (Cazzaniga et al., 2024) attribue des scores de 0,85 (USA) et 0,74 (France), un ratio de 1,15:1, suggerant une quasi-parite. Le Global AI Index de Tortoise produit des ecarts similaires. Pourtant, le CACI normalise en Power Mode place la France a environ 25 et l'Allemagne a environ 5 sur une echelle ou les Etats-Unis = 100, soit des ratios respectifs de 4:1 et 19:1. Le ratio principal US/UE (UE agregee comme 13 economies principales) est de 3,46:1. Cette divergence n'est pas contradictoire : elle resulte du fait que les indices multidimensionnels agregent lineairement des dimensions normatives (regulation, ethique, publications) qui compensent arithmetiquement les deficits sur les facteurs materiels (compute, energie). Le CACI, en isolant ces facteurs materiels, expose le gouffre physique que les metriques composites moyennent.</w:t>
+        <w:t>La consequence methodologique la plus importante de cette normalisation est la revelation d'un ecart structurel que les indices traditionnels masquent. L'AI Preparedness Index du FMI (Cazzaniga et al., 2024) attribue des scores de 0,85 (USA) et 0,74 (France), un ratio de 1,15:1, suggerant une quasi-parite. Le Global AI Index de Tortoise produit des ecarts similaires. Pourtant, le CACI normalise en Power Mode place la France a environ 25 et l'Allemagne a environ 5 sur une echelle ou les Etats-Unis = 100, soit des ratios respectifs de 4:1 et 19:1. Le ratio principal US/UE (UE agregee comme 13 economies principales) est de 3,47:1. Cette divergence n'est pas contradictoire : elle resulte du fait que les indices multidimensionnels agregent lineairement des dimensions normatives (regulation, ethique, publications) qui compensent arithmetiquement les deficits sur les facteurs materiels (compute, energie). Le CACI, en isolant ces facteurs materiels, expose le gouffre physique que les metriques composites moyennent.</w:t>
       </w:r>
     </w:p>
     <w:p>
@@ -3054,7 +3054,7 @@
           <w:color w:val="202020"/>
           <w:sz w:val="22"/>
         </w:rPr>
-        <w:t>Sorties (Power Mode F_total, normalisees a USA = 100). USA = 100,0 ; UE(13) = 28,9 ; France = 25,3 ; Inde = 22,2 ; Chine = 15,7 ; Royaume-Uni = 7,0 ; Allemagne = 5,4. EAU = 55,7 en CACI Physique mais seulement 6,0 en CACI Souverain (F_dom restreint aux clusters detenus par des entites domestiques G42, MGX, Mubadala, Khazna, TII), illustrant la decomposition Physique/Souverain : 99,6 pour cent du F_total des EAU est detenu par des acteurs US-side (Stargate UAE, Microsoft, OpenAI). Ratios principaux : US/UE(13) = 3,46:1 ; US/France = 3,96:1 ; US/Allemagne = 18,59:1 ; US/Chine = 7,46:1.</w:t>
+        <w:t>Sorties (Power Mode F_total, normalisees a USA = 100). USA = 100,0 ; UE(13) = 28,8 ; France = 12,6 ; Inde = 7,2 ; Chine = 38,4 ; Royaume-Uni = 7,4 ; Allemagne = 13,2. EAU = 55,7 en CACI Physique mais seulement 6,0 en CACI Souverain (F_dom restreint aux clusters detenus par des entites domestiques G42, MGX, Mubadala, Khazna, TII), illustrant la decomposition Physique/Souverain : 99,6 pour cent du F_total des EAU est detenu par des acteurs US-side (Stargate UAE, Microsoft, OpenAI). Ratios principaux : US/UE(13) = 3,47:1 ; US/France = 3,96:1 ; US/Allemagne = 18,59:1 ; US/Chine = 7,46:1.</w:t>
       </w:r>
     </w:p>
     <w:p>
@@ -3069,7 +3069,7 @@
           <w:color w:val="202020"/>
           <w:sz w:val="22"/>
         </w:rPr>
-        <w:t>Ces sorties sont reproduites en direct sur le tableau de bord public. Toute mise a jour ulterieure du tableau de bord (nouveaux clusters, revisions energetiques, rafraichissement PIB) rafraichira mecaniquement les chiffres ; la methodologie ne change pas. Le ratio de 3,46:1 en Power Mode F_total reporte sur la couverture et tout au long de cette etude correspond exactement a ce snapshot.</w:t>
+        <w:t>Ces sorties sont reproduites en direct sur le tableau de bord public. Toute mise a jour ulterieure du tableau de bord (nouveaux clusters, revisions energetiques, rafraichissement PIB) rafraichira mecaniquement les chiffres ; la methodologie ne change pas. Le ratio de 3,47:1 en Power Mode F_total reporte sur la couverture et tout au long de cette etude correspond exactement a ce snapshot.</w:t>
       </w:r>
     </w:p>
     <w:p>
@@ -4327,7 +4327,7 @@
           <w:color w:val="202020"/>
           <w:sz w:val="22"/>
         </w:rPr>
-        <w:t>Le resultat est sans ambiguite. Sur le compute operationnel uniquement, les Etats-Unis concentrent 76,9 pour cent de la capacite mondiale en H100-equivalents, la Chine en detient 12,8 pour cent, et l'UE(13) represente 4,4 pour cent. Les autres pays se partagent environ 6 pour cent. Le ratio US/UE en H100-equivalents operationnels est donc de 17,6:1, un ecart de magnitude considerable qui s'est legerement creuse depuis le snapshot GeoCoded/Sanchez de mai 2025 (74,5 / 14,1 / 4,8 pour cent).[12]</w:t>
+        <w:t>Le resultat est sans ambiguite. Sur le compute operationnel uniquement, les Etats-Unis concentrent 78,9 pour cent de la capacite mondiale en H100-equivalents, la Chine en detient 12,8 pour cent, et l'UE(13) represente 4,4 pour cent. Les autres pays se partagent environ 6 pour cent. Le ratio US/UE en H100-equivalents operationnels est donc de 17,6:1, un ecart de magnitude considerable qui s'est legerement creuse depuis le snapshot GeoCoded/Sanchez de mai 2025 (74,5 / 14,1 / 4,8 pour cent).[12]</w:t>
       </w:r>
     </w:p>
     <w:p>
@@ -4417,7 +4417,7 @@
           <w:color w:val="202020"/>
           <w:sz w:val="22"/>
         </w:rPr>
-        <w:t>Ces donnees permettent une calibration precise du CACI defini au chapitre II. En utilisant la formule geometrique ponderee CACI = F^0,40 x L^0,20 x R^0,15 / E^0,25 (Power Mode), avec les valeurs de reference du tableau de bord d'avril 2026 : compute US operationnel de 2 759 968 PetaFLOP/s (FP16) contre 156 632 PetaFLOP/s pour l'UE(13), un ratio energie UE/US ajuste-PPA de 1,59x (135 contre 85 USD/MWh), des ordres de grandeur de population active comparables (3,5 contre 9,6 millions a travers l'UE(13)), et des facteurs d'acces geopolitique R(US) = 1,0 contre R(UE) = 0,9, le ratio CACI(US)/CACI(UE) en Power Mode s'etablit a 3,46:1.</w:t>
+        <w:t>Ces donnees permettent une calibration precise du CACI defini au chapitre II. En utilisant la formule geometrique ponderee CACI = F^0,40 x L^0,20 x R^0,15 / E^0,25 (Power Mode), avec les valeurs de reference du tableau de bord d'avril 2026 : compute US operationnel de 2 759 968 PetaFLOP/s (FP16) contre 156 632 PetaFLOP/s pour l'UE(13), un ratio energie UE/US ajuste-PPA de 1,59x (135 contre 85 USD/MWh), des ordres de grandeur de population active comparables (3,5 contre 9,6 millions a travers l'UE(13)), et des facteurs d'acces geopolitique R(US) = 1,0 contre R(UE) = 0,9, le ratio CACI(US)/CACI(UE) en Power Mode s'etablit a 3,47:1.</w:t>
       </w:r>
     </w:p>
     <w:p>
@@ -4432,7 +4432,7 @@
           <w:color w:val="202020"/>
           <w:sz w:val="22"/>
         </w:rPr>
-        <w:t>L'ecart est substantiellement attenue par rapport a l'avantage brut de 17,6:1 en H100-equivalents car les exposants geometriques (F a 0,40 ; L a 0,20 ; R a 0,15 ; E a 0,25) appliquent des rendements decroissants a la massive avance US sur le compute et recompensent partiellement l'UE sur le travail, l'acces geopolitique et des multiplicateurs energetiques plus faibles. En Intensity Mode (en divisant additionnellement par le PIB), l'ecart se resserre encore a environ 1,4:1, raison pour laquelle le ratio principal utilise dans toute cette etude est le ratio Power Mode de 3,46:1. Le chapitre V projette l'evolution de ce ratio dans chaque scenario.</w:t>
+        <w:t>L'ecart est substantiellement attenue par rapport a l'avantage brut de 17,6:1 en H100-equivalents car les exposants geometriques (F a 0,40 ; L a 0,20 ; R a 0,15 ; E a 0,25) appliquent des rendements decroissants a la massive avance US sur le compute et recompensent partiellement l'UE sur le travail, l'acces geopolitique et des multiplicateurs energetiques plus faibles. En Intensity Mode (en divisant additionnellement par le PIB), l'ecart se resserre encore a environ 1,4:1, raison pour laquelle le ratio principal utilise dans toute cette etude est le ratio Power Mode de 3,47:1. Le chapitre V projette l'evolution de ce ratio dans chaque scenario.</w:t>
       </w:r>
     </w:p>
     <w:p>
@@ -4732,7 +4732,7 @@
           <w:color w:val="202020"/>
           <w:sz w:val="22"/>
         </w:rPr>
-        <w:t>(2) Cette demande est structurellement concentree aux Etats-Unis. Le snapshot du tableau de bord d'avril 2026 chiffre la part US a 76,9 pour cent du compute IA operationnel en H100-equivalents et a 49,9 pour cent en incluant les clusters annonces ; 45 pour cent de la consommation electrique des centres de donnees ; et plus de 80 pour cent des investissements prives dans l'IA de frontiere. La concentration sur le compute operationnel s'accroit au fil du temps.</w:t>
+        <w:t>(2) Cette demande est structurellement concentree aux Etats-Unis. Le snapshot du tableau de bord d'avril 2026 chiffre la part US a 78,9 pour cent du compute IA operationnel en H100-equivalents et a 49,9 pour cent en incluant les clusters annonces ; 45 pour cent de la consommation electrique des centres de donnees ; et plus de 80 pour cent des investissements prives dans l'IA de frontiere. La concentration sur le compute operationnel s'accroit au fil du temps.</w:t>
       </w:r>
     </w:p>
     <w:p>
@@ -5975,7 +5975,7 @@
                 <w:color w:val="202020"/>
                 <w:sz w:val="20"/>
               </w:rPr>
-              <w:t>76,9 pct</w:t>
+              <w:t>78,9 pct</w:t>
             </w:r>
           </w:p>
         </w:tc>
@@ -6453,7 +6453,7 @@
                 <w:color w:val="202020"/>
                 <w:sz w:val="20"/>
               </w:rPr>
-              <w:t>15,7</w:t>
+              <w:t>38,4</w:t>
             </w:r>
           </w:p>
         </w:tc>
@@ -6471,7 +6471,7 @@
                 <w:color w:val="202020"/>
                 <w:sz w:val="20"/>
               </w:rPr>
-              <w:t>28,9</w:t>
+              <w:t>28,8</w:t>
             </w:r>
           </w:p>
         </w:tc>
@@ -6489,7 +6489,7 @@
                 <w:color w:val="202020"/>
                 <w:sz w:val="20"/>
               </w:rPr>
-              <w:t>3,46:1</w:t>
+              <w:t>3,47:1</w:t>
             </w:r>
           </w:p>
         </w:tc>
@@ -7712,7 +7712,7 @@
           <w:color w:val="555555"/>
           <w:sz w:val="22"/>
         </w:rPr>
-        <w:t>Le chapitre III a etabli les faits : les Etats-Unis concentrent 76,9 pour cent du compute IA operationnel mondial (49,9 pour cent en incluant les clusters planifies), 45 pour cent de la consommation electrique des centres de donnees, et controlent 70 pour cent du marche cloud europeen via trois hyperscalers. Ce chapitre analyse les mecanismes par lesquels cette asymetrie de compute se traduit en avantage competitif mesurable. Nous identifions quatre canaux de transmission : les couts d'entrainement comme barriere a l'entree, la concentration cloud comme vecteur de dependance, la productivite differenciee selon les regions, et la captation des rentes d'innovation par les premiers entrants.</w:t>
+        <w:t>Le chapitre III a etabli les faits : les Etats-Unis concentrent 78,9 pour cent du compute IA operationnel mondial (49,9 pour cent en incluant les clusters planifies), 45 pour cent de la consommation electrique des centres de donnees, et controlent 70 pour cent du marche cloud europeen via trois hyperscalers. Ce chapitre analyse les mecanismes par lesquels cette asymetrie de compute se traduit en avantage competitif mesurable. Nous identifions quatre canaux de transmission : les couts d'entrainement comme barriere a l'entree, la concentration cloud comme vecteur de dependance, la productivite differenciee selon les regions, et la captation des rentes d'innovation par les premiers entrants.</w:t>
       </w:r>
     </w:p>
     <w:p>
@@ -8117,7 +8117,7 @@
           <w:color w:val="202020"/>
           <w:sz w:val="22"/>
         </w:rPr>
-        <w:t>Ce deficit d'investissement, combine a l'asymetrie de compute et aux couts energetiques, produit un ecart de productivite IA conditionnel. Dans notre modelisation, nous distinguons le potentiel theorique (identique pour US et UE avec des structures sectorielles comparables) et le potentiel realisable, qui depend de l'acces effectif au compute. Avec un CACI(US)/CACI(UE) de 3,46:1 en Power Mode (chapitre III) sur le snapshot du tableau de bord d'avril 2026, le potentiel realisable europeen est structurellement inferieur. Traduit en scores CACI normalises, l'UE se situe a 28,9 contre un benchmark US de 100, la France a 25,3, l'Allemagne a 5,4 - l'ecart n'est donc pas de 7 a 12 fois inferieur comme le suggeraient des analyses anterieures, mais precisement de 3,46 pour 1 en intensite competitive ajustee au compute, avec une variation forte entre Etats membres.</w:t>
+        <w:t>Ce deficit d'investissement, combine a l'asymetrie de compute et aux couts energetiques, produit un ecart de productivite IA conditionnel. Dans notre modelisation, nous distinguons le potentiel theorique (identique pour US et UE avec des structures sectorielles comparables) et le potentiel realisable, qui depend de l'acces effectif au compute. Avec un CACI(US)/CACI(UE) de 3,47:1 en Power Mode (chapitre III) sur le snapshot du tableau de bord d'avril 2026, le potentiel realisable europeen est structurellement inferieur. Traduit en scores CACI normalises, l'UE se situe a 28,9 contre un benchmark US de 100, la France a 25,3, l'Allemagne a 5,4 - l'ecart n'est donc pas de 7 a 12 fois inferieur comme le suggeraient des analyses anterieures, mais precisement de 3,46 pour 1 en intensite competitive ajustee au compute, avec une variation forte entre Etats membres.</w:t>
       </w:r>
     </w:p>
     <w:p>
@@ -8282,7 +8282,7 @@
           <w:color w:val="202020"/>
           <w:sz w:val="22"/>
         </w:rPr>
-        <w:t>Les quatre canaux identifies forment un systeme renforcant. L'asymetrie de compute (chapitre III) alimente des couts d'entrainement differencies (4.1), qui renforcent la dependance au cloud US (4.2), qui contraint la productivite realisable (4.3), qui ralentit l'investissement europeen et renforce la captation des rentes par les acteurs americains (4.4), qui a son tour creuse l'ecart de compute. Avec le snapshot d'avril 2026 - 76,9 pour cent de part de compute operationnel, 1,59x de cout energetique ajuste-PPA et un ratio CACI Power Mode de 3,46:1 - ce cercle constitue ce que Farrell et Newman (2019) decriraient comme une weaponisation de l'interdependance structurelle : la dependance europeenne a l'infrastructure americaine, initialement fondee sur l'efficacite economique, devient un levier de pouvoir geopolitique lorsqu'elle est instrumentalisee par des mesures comme la Section 232.</w:t>
+        <w:t>Les quatre canaux identifies forment un systeme renforcant. L'asymetrie de compute (chapitre III) alimente des couts d'entrainement differencies (4.1), qui renforcent la dependance au cloud US (4.2), qui contraint la productivite realisable (4.3), qui ralentit l'investissement europeen et renforce la captation des rentes par les acteurs americains (4.4), qui a son tour creuse l'ecart de compute. Avec le snapshot d'avril 2026 - 78,9 pour cent de part de compute operationnel, 1,59x de cout energetique ajuste-PPA et un ratio CACI Power Mode de 3,47:1 - ce cercle constitue ce que Farrell et Newman (2019) decriraient comme une weaponisation de l'interdependance structurelle : la dependance europeenne a l'infrastructure americaine, initialement fondee sur l'efficacite economique, devient un levier de pouvoir geopolitique lorsqu'elle est instrumentalisee par des mesures comme la Section 232.</w:t>
       </w:r>
     </w:p>
     <w:p>
@@ -9378,7 +9378,7 @@
                 <w:color w:val="202020"/>
                 <w:sz w:val="20"/>
               </w:rPr>
-              <w:t>3,46:1</w:t>
+              <w:t>3,47:1</w:t>
             </w:r>
           </w:p>
         </w:tc>
@@ -10000,7 +10000,7 @@
           <w:color w:val="202020"/>
           <w:sz w:val="22"/>
         </w:rPr>
-        <w:t>EP2 - Concentration persistante du compute aux Etats-Unis. Le ratio US/UE de 17,6:1 en compute installe brut (chapitre III, snapshot du tableau de bord d'avril 2026 : 2 759 968 vs 156 632 PFLOP/s), se traduisant par un ratio CACI Power Mode de 3,46:1 une fois pondere par la formule geometrique F^0,40 x L^0,20 x R^0,15 / E^0,25, reflete des decisions d'investissement prises en 2022-2025 dont les effets se materialisent jusqu'en 2028-2029 (delais de construction des centres de donnees : 18-36 mois). Meme un revirement politique immediat n'alterait pas le stock installe avant la fin de la decennie.</w:t>
+        <w:t>EP2 - Concentration persistante du compute aux Etats-Unis. Le ratio US/UE de 17,6:1 en compute installe brut (chapitre III, snapshot du tableau de bord d'avril 2026 : 2 759 968 vs 156 632 PFLOP/s), se traduisant par un ratio CACI Power Mode de 3,47:1 une fois pondere par la formule geometrique F^0,40 x L^0,20 x R^0,15 / E^0,25, reflete des decisions d'investissement prises en 2022-2025 dont les effets se materialisent jusqu'en 2028-2029 (delais de construction des centres de donnees : 18-36 mois). Meme un revirement politique immediat n'alterait pas le stock installe avant la fin de la decennie.</w:t>
       </w:r>
     </w:p>
     <w:p>
@@ -10285,7 +10285,7 @@
           <w:color w:val="202020"/>
           <w:sz w:val="22"/>
         </w:rPr>
-        <w:t>M6 - CACI(US)/CACI(UE) : passe de 3,46:1 (avril 2026) a 4-5:1 (2030). L'ecart se creuse moderement a mesure que le facteur F (compute) s'accumule cote US tandis que les couts E (energie) pesent cote UE.</w:t>
+        <w:t>M6 - CACI(US)/CACI(UE) : passe de 3,47:1 (avril 2026) a 4-5:1 (2030). L'ecart se creuse moderement a mesure que le facteur F (compute) s'accumule cote US tandis que les couts E (energie) pesent cote UE.</w:t>
       </w:r>
     </w:p>
     <w:p>
@@ -10465,7 +10465,7 @@
           <w:color w:val="202020"/>
           <w:sz w:val="22"/>
         </w:rPr>
-        <w:t>M6 - Ratio CACI : explose de 3,46:1 (avril 2026) a 6-8:1 (2030). C'est le scenario ou l'ecart est le plus important, avec les trois facteurs CACI se deteriorant simultanement cote europeen : F plafonne par les quotas, E gonfle par les tarifs, L affaibli par un brain drain accelere vers les Etats-Unis.</w:t>
+        <w:t>M6 - Ratio CACI : explose de 3,47:1 (avril 2026) a 6-8:1 (2030). C'est le scenario ou l'ecart est le plus important, avec les trois facteurs CACI se deteriorant simultanement cote europeen : F plafonne par les quotas, E gonfle par les tarifs, L affaibli par un brain drain accelere vers les Etats-Unis.</w:t>
       </w:r>
     </w:p>
     <w:p>
@@ -10645,7 +10645,7 @@
           <w:color w:val="202020"/>
           <w:sz w:val="22"/>
         </w:rPr>
-        <w:t>M6 - Ratio CACI : descend de 3,46:1 (avril 2026) a 2,0-2,5:1 (2030). C'est le scenario le plus favorable realistement atteignable a l'horizon 2030. Le facteur F s'ameliore significativement, E beneficie du nucleaire, mais L reste legerement inferieur (l'ecosysteme IA US plus attractif pour les meilleurs talents).</w:t>
+        <w:t>M6 - Ratio CACI : descend de 3,47:1 (avril 2026) a 2,0-2,5:1 (2030). C'est le scenario le plus favorable realistement atteignable a l'horizon 2030. Le facteur F s'ameliore significativement, E beneficie du nucleaire, mais L reste legerement inferieur (l'ecosysteme IA US plus attractif pour les meilleurs talents).</w:t>
       </w:r>
     </w:p>
     <w:p>
@@ -10825,7 +10825,7 @@
           <w:color w:val="202020"/>
           <w:sz w:val="22"/>
         </w:rPr>
-        <w:t>M6 - Ratio CACI : suit une trajectoire en U : degradation de 3,46:1 a 8-12:1 en 2027-2028 (pic du choc), puis amelioration vers 4-7:1 d'ici 2030. Le resultat depend fortement de la vitesse d'execution europeenne : chaque annee de retard sur les Gigafactories prolonge la periode de vulnerabilite maximale.</w:t>
+        <w:t>M6 - Ratio CACI : suit une trajectoire en U : degradation de 3,47:1 a 8-12:1 en 2027-2028 (pic du choc), puis amelioration vers 4-7:1 d'ici 2030. Le resultat depend fortement de la vitesse d'execution europeenne : chaque annee de retard sur les Gigafactories prolonge la periode de vulnerabilite maximale.</w:t>
       </w:r>
     </w:p>
     <w:p>
@@ -10900,7 +10900,7 @@
           <w:color w:val="202020"/>
           <w:sz w:val="22"/>
         </w:rPr>
-        <w:t>Le Tableau 11 ci-dessous consolide la trajectoire des six metriques de divergence pour les quatre scenarios a l'horizon 2030, ancre sur le snapshot du tableau de bord d'avril 2026 (compute brut operationnel US/UE 17,6:1, CACI Power Mode 3,46:1).</w:t>
+        <w:t>Le Tableau 11 ci-dessous consolide la trajectoire des six metriques de divergence pour les quatre scenarios a l'horizon 2030, ancre sur le snapshot du tableau de bord d'avril 2026 (compute brut operationnel US/UE 17,6:1, CACI Power Mode 3,47:1).</w:t>
       </w:r>
     </w:p>
     <w:p>
@@ -11545,7 +11545,7 @@
           <w:color w:val="202020"/>
           <w:sz w:val="22"/>
         </w:rPr>
-        <w:t>Une nuance importante du chapitre I : l'UE est largement souveraine sur le compute installe (99,2 pour cent du F_total est detenu par des operateurs UE). La fenetre de vulnerabilite n'est donc pas sur le F installe mais sur la couche des charges cloud (le compute reellement utilise par les entreprises UE, majoritairement heberge sur AWS/Azure/GCP). Le CADA cible exactement cette couche.</w:t>
+        <w:t>Une nuance importante du chapitre I : l'UE est largement souveraine sur le compute installe (78,6 pour cent du F_total est detenu par des operateurs UE). La fenetre de vulnerabilite n'est donc pas sur le F installe mais sur la couche des charges cloud (le compute reellement utilise par les entreprises UE, majoritairement heberge sur AWS/Azure/GCP). Le CADA cible exactement cette couche.</w:t>
       </w:r>
     </w:p>
     <w:p>
@@ -11995,7 +11995,7 @@
           <w:color w:val="555555"/>
           <w:sz w:val="18"/>
         </w:rPr>
-        <w:t>Source : construction de l'auteur ; baseline snapshot avril 2026 (compute brut operationnel US/UE 17,6:1, CACI Power Mode 3,46:1).</w:t>
+        <w:t>Source : construction de l'auteur ; baseline snapshot avril 2026 (compute brut operationnel US/UE 17,6:1, CACI Power Mode 3,47:1).</w:t>
       </w:r>
     </w:p>
     <w:tbl>
@@ -15778,7 +15778,7 @@
           <w:color w:val="202020"/>
           <w:sz w:val="22"/>
         </w:rPr>
-        <w:t>Configuration 2 : Hub energetique et applicatif (scenario C). La France exploite son avantage nucleaire pour devenir le centre de gravite energetique de l'IA en Europe. Mistral Compute et les Gigafactories fournissent un compute local competitif pour l'inference et le fine-tuning. Les entreprises francaises sont souveraines dans l'application mais dependantes du hardware US. Sur le compute brut, le ratio US/UE descend de 17,6:1 en 2025 vers 8-10:1 en 2030 ; sur le CACI Power Mode, l'ecart se referme de 3,46:1 vers 2,0-2,5:1. Le brain drain est ralenti par l'existence d'un ecosysteme local attractif.</w:t>
+        <w:t>Configuration 2 : Hub energetique et applicatif (scenario C). La France exploite son avantage nucleaire pour devenir le centre de gravite energetique de l'IA en Europe. Mistral Compute et les Gigafactories fournissent un compute local competitif pour l'inference et le fine-tuning. Les entreprises francaises sont souveraines dans l'application mais dependantes du hardware US. Sur le compute brut, le ratio US/UE descend de 17,6:1 en 2025 vers 8-10:1 en 2030 ; sur le CACI Power Mode, l'ecart se referme de 3,47:1 vers 2,0-2,5:1. Le brain drain est ralenti par l'existence d'un ecosysteme local attractif.</w:t>
       </w:r>
     </w:p>
     <w:p>
@@ -17826,7 +17826,7 @@
           <w:color w:val="202020"/>
           <w:sz w:val="22"/>
         </w:rPr>
-        <w:t>Fracture Nord-Sud. L'ecart de compute entre les Etats-Unis et l'Amerique du Sud est bien plus prononce que l'ecart US-Europe. Si le ratio brut US/UE(13) est de 17,6:1 sur le compute installe operationnel et le ratio CACI(US)/CACI(UE) de 3,46:1 (chapitre III, baseline avril 2026), un ratio equivalent CACI(US)/CACI(Bresil) serait de l'ordre de 30-50:1 en CACI Power Mode et bien superieur a 100:1 en compute brut, refletant la combinaison d'un deficit de capacite de calcul installee, d'un capital humain IA plus limite, et d'un cout du capital plus eleve (Selic bresilien a 14,25 pour cent fin 2025). Ce fosse est tel que le rattrapage est quasi impossible a l'horizon 2030 sans aide exterieure massive.</w:t>
+        <w:t>Fracture Nord-Sud. L'ecart de compute entre les Etats-Unis et l'Amerique du Sud est bien plus prononce que l'ecart US-Europe. Si le ratio brut US/UE(13) est de 17,6:1 sur le compute installe operationnel et le ratio CACI(US)/CACI(UE) de 3,47:1 (chapitre III, baseline avril 2026), un ratio equivalent CACI(US)/CACI(Bresil) serait de l'ordre de 30-50:1 en CACI Power Mode et bien superieur a 100:1 en compute brut, refletant la combinaison d'un deficit de capacite de calcul installee, d'un capital humain IA plus limite, et d'un cout du capital plus eleve (Selic bresilien a 14,25 pour cent fin 2025). Ce fosse est tel que le rattrapage est quasi impossible a l'horizon 2030 sans aide exterieure massive.</w:t>
       </w:r>
     </w:p>
     <w:p>
@@ -18498,7 +18498,7 @@
           <w:color w:val="555555"/>
           <w:sz w:val="18"/>
         </w:rPr>
-        <w:t>Source : construction de l'auteur, calibration sur baseline avril 2026 (US/UE(13) brut 17,6:1, CACI Power Mode 3,46:1).</w:t>
+        <w:t>Source : construction de l'auteur, calibration sur baseline avril 2026 (US/UE(13) brut 17,6:1, CACI Power Mode 3,47:1).</w:t>
       </w:r>
     </w:p>
     <w:tbl>
@@ -21611,7 +21611,7 @@
           <w:color w:val="555555"/>
           <w:sz w:val="22"/>
         </w:rPr>
-        <w:t>Les chapitres precedents ont etabli que le protectionnisme IA americain cree un avantage competitif structurel mesurable (CACI Power Mode US/UE de 3,46:1 sur le snapshot avril 2026, ratio brut compute installe operationnel de 17,6:1), accelere par les tarifs Trump de 2026 et la concentration du compute aux Etats-Unis (76,9 pct du compute IA operationnel mondial, 660-690 milliards USD de capex annuel des seuls hyperscalers). Ce chapitre formule des recommandations strategiques articulees en trois horizons temporels et cinq axes structurants, en s'appuyant sur les avantages comparatifs specifiques de la France (nucleaire, Mistral, regulation) et les instruments europeens existants (AI Continent Action Plan, Chips Act, InvestAI).</w:t>
+        <w:t>Les chapitres precedents ont etabli que le protectionnisme IA americain cree un avantage competitif structurel mesurable (CACI Power Mode US/UE de 3,47:1 sur le snapshot avril 2026, ratio brut compute installe operationnel de 17,6:1), accelere par les tarifs Trump de 2026 et la concentration du compute aux Etats-Unis (78,9 pct du compute IA operationnel mondial, 660-690 milliards USD de capex annuel des seuls hyperscalers). Ce chapitre formule des recommandations strategiques articulees en trois horizons temporels et cinq axes structurants, en s'appuyant sur les avantages comparatifs specifiques de la France (nucleaire, Mistral, regulation) et les instruments europeens existants (AI Continent Action Plan, Chips Act, InvestAI).</w:t>
       </w:r>
     </w:p>
     <w:p>
@@ -21656,7 +21656,7 @@
           <w:color w:val="202020"/>
           <w:sz w:val="22"/>
         </w:rPr>
-        <w:t>Le point de depart est l'ecart d'infrastructure. L'UE dispose d'environ 35 GW de capacite IT data centers contre 53,7 GW aux Etats-Unis et 19,6 GW en Chine. En compute IA strict, le tableau de bord public d'avril 2026 etablit une part UE(13) F_total de 3,3 pct contre 76,9 pct pour les Etats-Unis, soit un ratio brut operationnel de 17,6:1 et un ratio CACI Power Mode (formule geometrique F^0,40 x L^0,20 x R^0,15 / E^0,25) de 3,46:1. Trois mesures immediates s'imposent.</w:t>
+        <w:t>Le point de depart est l'ecart d'infrastructure. L'UE dispose d'environ 35 GW de capacite IT data centers contre 53,7 GW aux Etats-Unis et 19,6 GW en Chine. En compute IA strict, le tableau de bord public d'avril 2026 etablit une part UE(13) F_total de 3,3 pct contre 78,9 pct pour les Etats-Unis, soit un ratio brut operationnel de 17,6:1 et un ratio CACI Power Mode (formule geometrique F^0,40 x L^0,20 x R^0,15 / E^0,25) de 3,47:1. Trois mesures immediates s'imposent.</w:t>
       </w:r>
     </w:p>
     <w:p>
@@ -21686,7 +21686,7 @@
           <w:color w:val="202020"/>
           <w:sz w:val="22"/>
         </w:rPr>
-        <w:t>Une nuance cle issue de l'analyse Phys/Sov du chapitre I (Fig 1.8) : sur le compute physiquement installe, l'UE est deja largement souveraine (99,2 pct du F_total UE est detenu par des operateurs UE). La fenetre de vulnerabilite n'est donc pas tant sur le F installe que sur la couche des charges cloud (le compute reellement utilise par les entreprises UE, majoritairement heberge sur AWS/Azure/GCP). Les recommandations qui suivent ciblent prioritairement cette couche operationnelle.</w:t>
+        <w:t>Une nuance cle issue de l'analyse Phys/Sov du chapitre I (Fig 1.8) : sur le compute physiquement installe, l'UE est deja largement souveraine (78,6 pct du F_total UE est detenu par des operateurs UE). La fenetre de vulnerabilite n'est donc pas tant sur le F installe que sur la couche des charges cloud (le compute reellement utilise par les entreprises UE, majoritairement heberge sur AWS/Azure/GCP). Les recommandations qui suivent ciblent prioritairement cette couche operationnelle.</w:t>
       </w:r>
     </w:p>
     <w:p>
@@ -22546,7 +22546,7 @@
           <w:color w:val="202020"/>
           <w:sz w:val="22"/>
         </w:rPr>
-        <w:t>Condition 3 : l'coherence europeenne. La fragmentation intra-europeenne (27 regimes energetiques, positions divergentes sur le nucleaire, approches nationales de souverainete concurrentes) reste le principal obstacle. Le scenario C du chapitre V (partenariat asymetrique, baseline 3,46:1 vers 2,0-2,5:1) ne fonctionne pour l'Europe que si elle parle d'une seule voix dans les negociations avec Washington.</w:t>
+        <w:t>Condition 3 : l'coherence europeenne. La fragmentation intra-europeenne (27 regimes energetiques, positions divergentes sur le nucleaire, approches nationales de souverainete concurrentes) reste le principal obstacle. Le scenario C du chapitre V (partenariat asymetrique, baseline 3,47:1 vers 2,0-2,5:1) ne fonctionne pour l'Europe que si elle parle d'une seule voix dans les negociations avec Washington.</w:t>
       </w:r>
     </w:p>
     <w:p>
@@ -22561,7 +22561,7 @@
           <w:color w:val="202020"/>
           <w:sz w:val="22"/>
         </w:rPr>
-        <w:t>Condition 4 : le facteur temps. Le point de basculement identifie au chapitre V (2028, saturation compute plus energie UE, et activation potentielle des Cloud Sovereignty Mandates) impose un calendrier contraint. Si les AI Factories ne sont pas operationnelles et les sites EDF non raccordes a cette date, le gap de compute se solidifiera en dependance structurelle. La fenetre d'action strategique se situe entre 2026 et 2028 - apres quoi les positions se cristallisent autour de la baseline 17,6:1 brut / 3,46:1 CACI Power Mode.</w:t>
+        <w:t>Condition 4 : le facteur temps. Le point de basculement identifie au chapitre V (2028, saturation compute plus energie UE, et activation potentielle des Cloud Sovereignty Mandates) impose un calendrier contraint. Si les AI Factories ne sont pas operationnelles et les sites EDF non raccordes a cette date, le gap de compute se solidifiera en dependance structurelle. La fenetre d'action strategique se situe entre 2026 et 2028 - apres quoi les positions se cristallisent autour de la baseline 17,6:1 brut / 3,47:1 CACI Power Mode.</w:t>
       </w:r>
     </w:p>
     <w:p>
@@ -22606,7 +22606,7 @@
           <w:color w:val="202020"/>
           <w:sz w:val="22"/>
         </w:rPr>
-        <w:t>Mais ces atouts ne constituent pas une garantie. L'ecart de capex avec les Etats-Unis (660-690 milliards USD annuels contre 200 milliards EUR sur cinq ans), l'ecart de compute (CACI Power Mode 3,46:1 et brut operationnel 17,6:1), et la dependance structurelle aux GPU americaines (Nvidia : 80 pct du marche des accelerateurs IA) definissent le perimetre realiste de l'autonomie atteignable. L'objectif n'est pas l'autarcie technologique - elle est impossible a horizon 2030 - mais une autonomie strategique suffisante pour que le protectionnisme americain ne se traduise pas en dependance irreversible. La distinction Phys/Sov etablie au chapitre I est ici operationnelle : l'Europe est deja largement souveraine sur le compute installe, le travail consiste a securiser la couche des charges cloud avant que les Cloud Sovereignty Mandates 2028 ne transforment cette dependance en levier geopolitique.</w:t>
+        <w:t>Mais ces atouts ne constituent pas une garantie. L'ecart de capex avec les Etats-Unis (660-690 milliards USD annuels contre 200 milliards EUR sur cinq ans), l'ecart de compute (CACI Power Mode 3,47:1 et brut operationnel 17,6:1), et la dependance structurelle aux GPU americaines (Nvidia : 80 pct du marche des accelerateurs IA) definissent le perimetre realiste de l'autonomie atteignable. L'objectif n'est pas l'autarcie technologique - elle est impossible a horizon 2030 - mais une autonomie strategique suffisante pour que le protectionnisme americain ne se traduise pas en dependance irreversible. La distinction Phys/Sov etablie au chapitre I est ici operationnelle : l'Europe est deja largement souveraine sur le compute installe, le travail consiste a securiser la couche des charges cloud avant que les Cloud Sovereignty Mandates 2028 ne transforment cette dependance en levier geopolitique.</w:t>
       </w:r>
     </w:p>
     <w:p>
@@ -22651,7 +22651,7 @@
           <w:color w:val="555555"/>
           <w:sz w:val="18"/>
         </w:rPr>
-        <w:t>Source : construction de l'auteur ; baseline avril 2026 (compute brut operationnel US/UE 17,6:1, CACI Power Mode 3,46:1).</w:t>
+        <w:t>Source : construction de l'auteur ; baseline avril 2026 (compute brut operationnel US/UE 17,6:1, CACI Power Mode 3,47:1).</w:t>
       </w:r>
     </w:p>
     <w:tbl>
@@ -23599,7 +23599,7 @@
           <w:color w:val="202020"/>
           <w:sz w:val="22"/>
         </w:rPr>
-        <w:t>L'indice CACI (Compute-Adjusted Competitive Index) developpe dans cette etude permet de quantifier l'asymetrie structurelle. Sur le snapshot du tableau de bord public d'avril 2026, le ratio brut compute installe operationnel US/UE(13) s'etablit a 17,6:1, traduit par une formule geometrique ponderee F^0,40 x L^0,20 x R^0,15 / E^0,25 en un ratio CACI Power Mode de 3,46:1. La concentration de 76,9 pour cent du compute IA operationnel mondial aux Etats-Unis (49,9 pour cent en incluant les capacites planifiees), un capex annuel des hyperscalers de 660-690 milliards USD (superieur au PIB de la Suede), et un cout de training des modeles frontier 5 a 10 fois inferieur au cout europeen confirment cette domination. L'avantage est auto-renforcant : les entreprises disposant d'un acces abondant au compute captent des rentes d'innovation et de donnees qui sont tres difficiles a rattraper ensuite (chapitre IV).</w:t>
+        <w:t>L'indice CACI (Compute-Adjusted Competitive Index) developpe dans cette etude permet de quantifier l'asymetrie structurelle. Sur le snapshot du tableau de bord public d'avril 2026, le ratio brut compute installe operationnel US/UE(13) s'etablit a 17,6:1, traduit par une formule geometrique ponderee F^0,40 x L^0,20 x R^0,15 / E^0,25 en un ratio CACI Power Mode de 3,47:1. La concentration de 78,9 pour cent du compute IA operationnel mondial aux Etats-Unis (49,9 pour cent en incluant les capacites planifiees), un capex annuel des hyperscalers de 660-690 milliards USD (superieur au PIB de la Suede), et un cout de training des modeles frontier 5 a 10 fois inferieur au cout europeen confirment cette domination. L'avantage est auto-renforcant : les entreprises disposant d'un acces abondant au compute captent des rentes d'innovation et de donnees qui sont tres difficiles a rattraper ensuite (chapitre IV).</w:t>
       </w:r>
     </w:p>
     <w:p>
@@ -23614,7 +23614,7 @@
           <w:color w:val="202020"/>
           <w:sz w:val="22"/>
         </w:rPr>
-        <w:t>Une nuance methodologique importante issue du chapitre I (Fig 1.8) : la decomposition Phys/Sov rigoureusement calculee a partir du champ Owner d'Epoch AI revele que l'asymetrie est differenciee selon les juridictions. Les Etats-Unis et la Chine sont integralement souverains sur leur compute installe (CACI Phys = CACI Sov). L'UE est aussi tres largement souveraine sur son F installe (99,2 pour cent UE-owned). Le cas extreme est celui des Emirats arabes unis : 99,6 pour cent du F_total emirati est detenu par des operateurs US-side (Stargate UAE, Microsoft, OpenAI), faisant chuter le CACI souverain de 55,7 (Physique) a 6,0. Cette dissociation Phys/Sov, formalisee au chapitre V section 5.9.2 sous l'hypothese d'activation des Cloud Sovereignty Mandates 2028, transforme radicalement la lecture de l'asymetrie : la vulnerabilite europeenne se situe non sur le compute installe mais sur la couche operationnelle des charges cloud (majoritairement hebergees sur AWS/Azure/GCP).</w:t>
+        <w:t>Une nuance methodologique importante issue du chapitre I (Fig 1.8) : la decomposition Phys/Sov rigoureusement calculee a partir du champ Owner d'Epoch AI revele que l'asymetrie est differenciee selon les juridictions. Les Etats-Unis et la Chine sont integralement souverains sur leur compute installe (CACI Phys = CACI Sov). L'UE est aussi tres largement souveraine sur son F installe (78,6 pour cent UE-owned). Le cas extreme est celui des Emirats arabes unis : 99,6 pour cent du F_total emirati est detenu par des operateurs US-side (Stargate UAE, Microsoft, OpenAI), faisant chuter le CACI souverain de 55,7 (Physique) a 6,0. Cette dissociation Phys/Sov, formalisee au chapitre V section 5.9.2 sous l'hypothese d'activation des Cloud Sovereignty Mandates 2028, transforme radicalement la lecture de l'asymetrie : la vulnerabilite europeenne se situe non sur le compute installe mais sur la couche operationnelle des charges cloud (majoritairement hebergees sur AWS/Azure/GCP).</w:t>
       </w:r>
     </w:p>
     <w:p>
@@ -24074,7 +24074,7 @@
           <w:color w:val="202020"/>
           <w:sz w:val="22"/>
         </w:rPr>
-        <w:t>Le temps presse. Le point de basculement identifie dans cette etude se situe en 2028 : convergence de la saturation compute et energie UE (chapitre V section 5.7.3), activation potentielle des Cloud Sovereignty Mandates (chapitre V section 5.9), et fin probable de la fenetre de vulnerabilite avant cristallisation des positions. Apres cette date, les positions se rigidifient autour de la baseline 17,6:1 brut / 3,46:1 CACI Power Mode et les dependances deviennent structurelles. La fenetre d'action strategique 2026-2028 est etroite. Les 109 milliards EUR d'investissements IA annonces pour la France, le programme InvestAI de 200 milliards EUR, la montee en puissance de Mistral Compute, et les sites nucleaires EDF dedies constituent les elements d'une reponse. Mais entre l'annonce et l'execution, il y a la distance qui separe la strategie du reel. L'Inde promet 200 milliards USD mais ne dispose que de 1,4 GW installe. L'Europe ne peut pas se permettre un ecart comparable entre ambition et realisation.</w:t>
+        <w:t>Le temps presse. Le point de basculement identifie dans cette etude se situe en 2028 : convergence de la saturation compute et energie UE (chapitre V section 5.7.3), activation potentielle des Cloud Sovereignty Mandates (chapitre V section 5.9), et fin probable de la fenetre de vulnerabilite avant cristallisation des positions. Apres cette date, les positions se rigidifient autour de la baseline 17,6:1 brut / 3,47:1 CACI Power Mode et les dependances deviennent structurelles. La fenetre d'action strategique 2026-2028 est etroite. Les 109 milliards EUR d'investissements IA annonces pour la France, le programme InvestAI de 200 milliards EUR, la montee en puissance de Mistral Compute, et les sites nucleaires EDF dedies constituent les elements d'une reponse. Mais entre l'annonce et l'execution, il y a la distance qui separe la strategie du reel. L'Inde promet 200 milliards USD mais ne dispose que de 1,4 GW installe. L'Europe ne peut pas se permettre un ecart comparable entre ambition et realisation.</w:t>
       </w:r>
     </w:p>
     <w:p>
@@ -24134,7 +24134,7 @@
           <w:color w:val="555555"/>
           <w:sz w:val="18"/>
         </w:rPr>
-        <w:t>Source : construction de l'auteur, calibration sur le snapshot avril 2026 (US 76,9 pct compute IA operationnel, ratio brut UE 17,6:1, CACI Power Mode 3,46:1).</w:t>
+        <w:t>Source : construction de l'auteur, calibration sur le snapshot avril 2026 (US 78,9 pct compute IA operationnel, ratio brut UE 17,6:1, CACI Power Mode 3,47:1).</w:t>
       </w:r>
     </w:p>
     <w:tbl>
@@ -24274,7 +24274,7 @@
                 <w:color w:val="202020"/>
                 <w:sz w:val="20"/>
               </w:rPr>
-              <w:t>Compute gap 17,6:1 brut / 3,46:1 CACI ; couts training x5-10</w:t>
+              <w:t>Compute gap 17,6:1 brut / 3,47:1 CACI ; couts training x5-10</w:t>
             </w:r>
           </w:p>
         </w:tc>
